--- a/src/OpenXmlHtml.Tests/WordConvertFileTests.ConvertFullHtmlPage.DotNet.verified.docx
+++ b/src/OpenXmlHtml.Tests/WordConvertFileTests.ConvertFullHtmlPage.DotNet.verified.docx
@@ -49,45 +49,77 @@
         <w:t xml:space="preserve"> </w:t>
       </w:r>
     </w:p>
-    <w:p>
-      <w:r>
-        <w:rPr>
-          <w:b/>
-        </w:rPr>
-        <w:t xml:space="preserve">Name</w:t>
-      </w:r>
-      <w:r>
-        <w:t xml:space="preserve">	</w:t>
-      </w:r>
-      <w:r>
-        <w:rPr>
-          <w:b/>
-        </w:rPr>
-        <w:t xml:space="preserve">Value</w:t>
-      </w:r>
-    </w:p>
-    <w:p>
-      <w:r>
-        <w:t xml:space="preserve">Alpha</w:t>
-      </w:r>
-      <w:r>
-        <w:t xml:space="preserve">	</w:t>
-      </w:r>
-      <w:r>
-        <w:t xml:space="preserve">100</w:t>
-      </w:r>
-    </w:p>
-    <w:p>
-      <w:r>
-        <w:t xml:space="preserve">Beta</w:t>
-      </w:r>
-      <w:r>
-        <w:t xml:space="preserve">	</w:t>
-      </w:r>
-      <w:r>
-        <w:t xml:space="preserve">200</w:t>
-      </w:r>
-    </w:p>
+    <w:tbl>
+      <w:tblPr>
+        <w:tblW w:w="0" w:type="auto"/>
+        <w:tblBorders>
+          <w:top w:val="single" w:color="auto" w:sz="4" w:space="0"/>
+          <w:left w:val="single" w:color="auto" w:sz="4" w:space="0"/>
+          <w:bottom w:val="single" w:color="auto" w:sz="4" w:space="0"/>
+          <w:right w:val="single" w:color="auto" w:sz="4" w:space="0"/>
+          <w:insideH w:val="single" w:color="auto" w:sz="4" w:space="0"/>
+          <w:insideV w:val="single" w:color="auto" w:sz="4" w:space="0"/>
+        </w:tblBorders>
+      </w:tblPr>
+      <w:tblGrid>
+        <w:gridCol/>
+        <w:gridCol/>
+      </w:tblGrid>
+      <w:tr>
+        <w:tc>
+          <w:p>
+            <w:r>
+              <w:rPr>
+                <w:b/>
+              </w:rPr>
+              <w:t xml:space="preserve">Name</w:t>
+            </w:r>
+          </w:p>
+        </w:tc>
+        <w:tc>
+          <w:p>
+            <w:r>
+              <w:rPr>
+                <w:b/>
+              </w:rPr>
+              <w:t xml:space="preserve">Value</w:t>
+            </w:r>
+          </w:p>
+        </w:tc>
+      </w:tr>
+      <w:tr>
+        <w:tc>
+          <w:p>
+            <w:r>
+              <w:t xml:space="preserve">Alpha</w:t>
+            </w:r>
+          </w:p>
+        </w:tc>
+        <w:tc>
+          <w:p>
+            <w:r>
+              <w:t xml:space="preserve">100</w:t>
+            </w:r>
+          </w:p>
+        </w:tc>
+      </w:tr>
+      <w:tr>
+        <w:tc>
+          <w:p>
+            <w:r>
+              <w:t xml:space="preserve">Beta</w:t>
+            </w:r>
+          </w:p>
+        </w:tc>
+        <w:tc>
+          <w:p>
+            <w:r>
+              <w:t xml:space="preserve">200</w:t>
+            </w:r>
+          </w:p>
+        </w:tc>
+      </w:tr>
+    </w:tbl>
     <w:p>
       <w:r>
         <w:t xml:space="preserve"> </w:t>

--- a/src/OpenXmlHtml.Tests/WordConvertFileTests.ConvertFullHtmlPage.DotNet.verified.docx
+++ b/src/OpenXmlHtml.Tests/WordConvertFileTests.ConvertFullHtmlPage.DotNet.verified.docx
@@ -14,6 +14,9 @@
       </w:r>
     </w:p>
     <w:p>
+      <w:pPr>
+        <w:pStyle w:val="Heading1"/>
+      </w:pPr>
       <w:r>
         <w:rPr>
           <w:b/>

--- a/src/OpenXmlHtml.Tests/WordConvertFileTests.ConvertFullHtmlPage.DotNet.verified.docx
+++ b/src/OpenXmlHtml.Tests/WordConvertFileTests.ConvertFullHtmlPage.DotNet.verified.docx
@@ -33,16 +33,15 @@
       <w:r>
         <w:t xml:space="preserve">This is a </w:t>
       </w:r>
-      <w:r>
-        <w:rPr>
-          <w:u w:val="single"/>
-          <w:color w:val="0563C1"/>
-        </w:rPr>
-        <w:t xml:space="preserve">link</w:t>
-      </w:r>
-      <w:r>
-        <w:t xml:space="preserve"> (https://example.com)</w:t>
-      </w:r>
+      <w:hyperlink xmlns:r="http://schemas.openxmlformats.org/officeDocument/2006/relationships" r:id="DeterministicId1">
+        <w:r>
+          <w:rPr>
+            <w:u w:val="single"/>
+            <w:color w:val="0563C1"/>
+          </w:rPr>
+          <w:t xml:space="preserve">link</w:t>
+        </w:r>
+      </w:hyperlink>
       <w:r>
         <w:t xml:space="preserve">.</w:t>
       </w:r>

--- a/src/OpenXmlHtml.Tests/WordConvertFileTests.ConvertFullHtmlPage.DotNet.verified.docx
+++ b/src/OpenXmlHtml.Tests/WordConvertFileTests.ConvertFullHtmlPage.DotNet.verified.docx
@@ -148,6 +148,10 @@
         <w:t xml:space="preserve"> </w:t>
       </w:r>
     </w:p>
+    <w:sectPr>
+      <w:pgSz w:w="11906" w:h="16838"/>
+      <w:pgMar w:top="1440" w:right="1440" w:bottom="1440" w:left="1440" w:header="720" w:footer="720" w:gutter="0"/>
+    </w:sectPr>
   </w:body>
 </w:document>
 </file>